--- a/熊猫成仙，从青竹山开始/第一卷 龙蛇起陆/第001章 五十年没下过这座山.docx
+++ b/熊猫成仙，从青竹山开始/第一卷 龙蛇起陆/第001章 五十年没下过这座山.docx
@@ -257,35 +257,91 @@
           <w:sz w:val="27"/>
           <w:szCs w:val="27"/>
         </w:rPr>
-        <w:t xml:space="preserve">最后那行他看了十二年。</w:t>
-      </w:r>
-    </w:p>
-    <w:p>
-      <w:pPr>
-        <w:spacing w:line="468" w:lineRule="auto" w:after="149"/>
-        <w:ind w:firstLineChars="200" w:firstLine="540"/>
-      </w:pPr>
-      <w:r>
-        <w:rPr>
-          <w:rFonts w:ascii="Times New Roman" w:hAnsi="Times New Roman" w:eastAsia="宋体" w:cs="Times New Roman"/>
-          <w:sz w:val="27"/>
-          <w:szCs w:val="27"/>
-        </w:rPr>
-        <w:t xml:space="preserve">凡兽之身，止于练气巅峰。</w:t>
-      </w:r>
-    </w:p>
-    <w:p>
-      <w:pPr>
-        <w:spacing w:line="468" w:lineRule="auto" w:after="149"/>
-        <w:ind w:firstLineChars="200" w:firstLine="540"/>
-      </w:pPr>
-      <w:r>
-        <w:rPr>
-          <w:rFonts w:ascii="Times New Roman" w:hAnsi="Times New Roman" w:eastAsia="宋体" w:cs="Times New Roman"/>
-          <w:sz w:val="27"/>
-          <w:szCs w:val="27"/>
-        </w:rPr>
-        <w:t xml:space="preserve">练气巅峰，在人族修士眼里是什么？</w:t>
+        <w:t xml:space="preserve">这一行，他一天看两回。</w:t>
+      </w:r>
+    </w:p>
+    <w:p>
+      <w:pPr>
+        <w:spacing w:line="468" w:lineRule="auto" w:after="149"/>
+        <w:ind w:firstLineChars="200" w:firstLine="540"/>
+      </w:pPr>
+      <w:r>
+        <w:rPr>
+          <w:rFonts w:ascii="Times New Roman" w:hAnsi="Times New Roman" w:eastAsia="宋体" w:cs="Times New Roman"/>
+          <w:sz w:val="27"/>
+          <w:szCs w:val="27"/>
+        </w:rPr>
+        <w:t xml:space="preserve">它不开，他只能靠自己。靠自己，就是拿四条短腿在泥里一步一步磨。</w:t>
+      </w:r>
+    </w:p>
+    <w:p>
+      <w:pPr>
+        <w:spacing w:line="468" w:lineRule="auto" w:after="149"/>
+        <w:ind w:firstLineChars="200" w:firstLine="540"/>
+      </w:pPr>
+      <w:r>
+        <w:rPr>
+          <w:rFonts w:ascii="Times New Roman" w:hAnsi="Times New Roman" w:eastAsia="宋体" w:cs="Times New Roman"/>
+          <w:sz w:val="27"/>
+          <w:szCs w:val="27"/>
+        </w:rPr>
+        <w:t xml:space="preserve">他试过所有笨办法。蹲在石头上三天不动，把一坡笋吃到只剩竹鞭，把老竹王底下的竹节数了两遍，还有一回连着七天没吃东西，看饿清了脑子会不会通。</w:t>
+      </w:r>
+    </w:p>
+    <w:p>
+      <w:pPr>
+        <w:spacing w:line="468" w:lineRule="auto" w:after="149"/>
+        <w:ind w:firstLineChars="200" w:firstLine="540"/>
+      </w:pPr>
+      <w:r>
+        <w:rPr>
+          <w:rFonts w:ascii="Times New Roman" w:hAnsi="Times New Roman" w:eastAsia="宋体" w:cs="Times New Roman"/>
+          <w:sz w:val="27"/>
+          <w:szCs w:val="27"/>
+        </w:rPr>
+        <w:t xml:space="preserve">第八天他啃了二十斤笋。</w:t>
+      </w:r>
+    </w:p>
+    <w:p>
+      <w:pPr>
+        <w:spacing w:line="468" w:lineRule="auto" w:after="149"/>
+        <w:ind w:firstLineChars="200" w:firstLine="540"/>
+      </w:pPr>
+      <w:r>
+        <w:rPr>
+          <w:rFonts w:ascii="Times New Roman" w:hAnsi="Times New Roman" w:eastAsia="宋体" w:cs="Times New Roman"/>
+          <w:sz w:val="27"/>
+          <w:szCs w:val="27"/>
+        </w:rPr>
+        <w:t xml:space="preserve">面板上头还有一行，他平常不看。</w:t>
+      </w:r>
+    </w:p>
+    <w:p>
+      <w:pPr>
+        <w:spacing w:line="468" w:lineRule="auto" w:after="149"/>
+        <w:ind w:firstLineChars="200" w:firstLine="540"/>
+      </w:pPr>
+      <w:r>
+        <w:rPr>
+          <w:rFonts w:ascii="Times New Roman" w:hAnsi="Times New Roman" w:eastAsia="宋体" w:cs="Times New Roman"/>
+          <w:sz w:val="27"/>
+          <w:szCs w:val="27"/>
+        </w:rPr>
+        <w:t xml:space="preserve">那一行说的是他能走到哪儿为止。</w:t>
+      </w:r>
+    </w:p>
+    <w:p>
+      <w:pPr>
+        <w:spacing w:line="468" w:lineRule="auto" w:after="149"/>
+        <w:ind w:firstLineChars="200" w:firstLine="540"/>
+      </w:pPr>
+      <w:r>
+        <w:rPr>
+          <w:rFonts w:ascii="Times New Roman" w:hAnsi="Times New Roman" w:eastAsia="宋体" w:cs="Times New Roman"/>
+          <w:sz w:val="27"/>
+          <w:szCs w:val="27"/>
+        </w:rPr>
+        <w:t xml:space="preserve">他还没到那一步，不着急。练气巅峰，在人族修士眼里是什么？</w:t>
       </w:r>
     </w:p>
     <w:p>
@@ -327,7 +383,21 @@
           <w:sz w:val="27"/>
           <w:szCs w:val="27"/>
         </w:rPr>
-        <w:t xml:space="preserve">生日那天，同事凑钱买了个蛋糕，还有人别出心裁，在奶油上插了一根新鲜竹枝。</w:t>
+        <w:t xml:space="preserve">他写饲养日志，一天六项：进食、排便、体重、活动量、精神、异常。写到手酸，还嫌格子太小。</w:t>
+      </w:r>
+    </w:p>
+    <w:p>
+      <w:pPr>
+        <w:spacing w:line="468" w:lineRule="auto" w:after="149"/>
+        <w:ind w:firstLineChars="200" w:firstLine="540"/>
+      </w:pPr>
+      <w:r>
+        <w:rPr>
+          <w:rFonts w:ascii="Times New Roman" w:hAnsi="Times New Roman" w:eastAsia="宋体" w:cs="Times New Roman"/>
+          <w:sz w:val="27"/>
+          <w:szCs w:val="27"/>
+        </w:rPr>
+        <w:t xml:space="preserve">生日那天，同事买了个蛋糕，有人在奶油上插了一根新鲜竹枝。</w:t>
       </w:r>
     </w:p>
     <w:p>
@@ -369,7 +439,7 @@
           <w:sz w:val="27"/>
           <w:szCs w:val="27"/>
         </w:rPr>
-        <w:t xml:space="preserve">愿望确实实现了，只是实现得有点太彻底。</w:t>
+        <w:t xml:space="preserve">愿望实现了，实现得有点太彻底。</w:t>
       </w:r>
     </w:p>
     <w:p>
@@ -397,7 +467,21 @@
           <w:sz w:val="27"/>
           <w:szCs w:val="27"/>
         </w:rPr>
-        <w:t xml:space="preserve">他花了五十年才接受这件事。也花了五十年摸清山外那个世道：修士御剑千里，大妖盘山而居，说话算数的就这两样。</w:t>
+        <w:t xml:space="preserve">最要紧的是，他现在很想知道自己到底多少斤，可这山里没有秤，也没人肯抱他上去。</w:t>
+      </w:r>
+    </w:p>
+    <w:p>
+      <w:pPr>
+        <w:spacing w:line="468" w:lineRule="auto" w:after="149"/>
+        <w:ind w:firstLineChars="200" w:firstLine="540"/>
+      </w:pPr>
+      <w:r>
+        <w:rPr>
+          <w:rFonts w:ascii="Times New Roman" w:hAnsi="Times New Roman" w:eastAsia="宋体" w:cs="Times New Roman"/>
+          <w:sz w:val="27"/>
+          <w:szCs w:val="27"/>
+        </w:rPr>
+        <w:t xml:space="preserve">他花了五十年才接受这件事，也花五十年摸清山外的世道：修士御剑千里，大妖盘山而居，说话算数的就这两样。</w:t>
       </w:r>
     </w:p>
     <w:p>
@@ -439,20 +523,6 @@
           <w:sz w:val="27"/>
           <w:szCs w:val="27"/>
         </w:rPr>
-        <w:t xml:space="preserve">靠着这一身滚，他活到了今天。</w:t>
-      </w:r>
-    </w:p>
-    <w:p>
-      <w:pPr>
-        <w:spacing w:line="468" w:lineRule="auto" w:after="149"/>
-        <w:ind w:firstLineChars="200" w:firstLine="540"/>
-      </w:pPr>
-      <w:r>
-        <w:rPr>
-          <w:rFonts w:ascii="Times New Roman" w:hAnsi="Times New Roman" w:eastAsia="宋体" w:cs="Times New Roman"/>
-          <w:sz w:val="27"/>
-          <w:szCs w:val="27"/>
-        </w:rPr>
         <w:t xml:space="preserve">日头从山脊后面拱出来。</w:t>
       </w:r>
     </w:p>
@@ -481,20 +551,6 @@
           <w:sz w:val="27"/>
           <w:szCs w:val="27"/>
         </w:rPr>
-        <w:t xml:space="preserve">该吃东西了。</w:t>
-      </w:r>
-    </w:p>
-    <w:p>
-      <w:pPr>
-        <w:spacing w:line="468" w:lineRule="auto" w:after="149"/>
-        <w:ind w:firstLineChars="200" w:firstLine="540"/>
-      </w:pPr>
-      <w:r>
-        <w:rPr>
-          <w:rFonts w:ascii="Times New Roman" w:hAnsi="Times New Roman" w:eastAsia="宋体" w:cs="Times New Roman"/>
-          <w:sz w:val="27"/>
-          <w:szCs w:val="27"/>
-        </w:rPr>
         <w:t xml:space="preserve">竹影潭方圆数十里，都是他的。潭边那棵巨竹粗得要两人合抱，一节一节直插进雾里，望不见梢。他管它叫老竹王。</w:t>
       </w:r>
     </w:p>
@@ -663,6 +719,20 @@
           <w:sz w:val="27"/>
           <w:szCs w:val="27"/>
         </w:rPr>
+        <w:t xml:space="preserve">吐纳是看别的妖学的。人家盘着，气往里走；他盘着，露水往身上挂。十二年，学了个姿势。</w:t>
+      </w:r>
+    </w:p>
+    <w:p>
+      <w:pPr>
+        <w:spacing w:line="468" w:lineRule="auto" w:after="149"/>
+        <w:ind w:firstLineChars="200" w:firstLine="540"/>
+      </w:pPr>
+      <w:r>
+        <w:rPr>
+          <w:rFonts w:ascii="Times New Roman" w:hAnsi="Times New Roman" w:eastAsia="宋体" w:cs="Times New Roman"/>
+          <w:sz w:val="27"/>
+          <w:szCs w:val="27"/>
+        </w:rPr>
         <w:t xml:space="preserve">日头离了山脊，他也收了功。</w:t>
       </w:r>
     </w:p>
@@ -845,7 +915,7 @@
           <w:sz w:val="27"/>
           <w:szCs w:val="27"/>
         </w:rPr>
-        <w:t xml:space="preserve">上辈子喂了五年熊猫，这辈子自己成了熊猫，他是专业的。熊猫不是猫，是熊；碗口粗的竹子，它一口就断；一天要啃十几公斤，吃得少会饿，吃得多就睡，睡醒还吃。</w:t>
+        <w:t xml:space="preserve">上辈子喂了五年熊猫，这辈子自己成了熊猫，他是专业的。熊猫不是猫，是熊；一天要啃十几公斤，吃得少会饿，吃得多就睡，睡醒还吃。</w:t>
       </w:r>
     </w:p>
     <w:p>
@@ -1279,6 +1349,20 @@
           <w:sz w:val="27"/>
           <w:szCs w:val="27"/>
         </w:rPr>
+        <w:t xml:space="preserve">笋壳他不扔，归到一处，一片一片叠平，抬爪在上头拍了两下。</w:t>
+      </w:r>
+    </w:p>
+    <w:p>
+      <w:pPr>
+        <w:spacing w:line="468" w:lineRule="auto" w:after="149"/>
+        <w:ind w:firstLineChars="200" w:firstLine="540"/>
+      </w:pPr>
+      <w:r>
+        <w:rPr>
+          <w:rFonts w:ascii="Times New Roman" w:hAnsi="Times New Roman" w:eastAsia="宋体" w:cs="Times New Roman"/>
+          <w:sz w:val="27"/>
+          <w:szCs w:val="27"/>
+        </w:rPr>
         <w:t xml:space="preserve">吃饱了，他不急着走。青石被日头晒得温温的，他抱着肚子靠上去，把两只眼睛闭上。</w:t>
       </w:r>
     </w:p>
@@ -1321,91 +1405,105 @@
           <w:sz w:val="27"/>
           <w:szCs w:val="27"/>
         </w:rPr>
-        <w:t xml:space="preserve">面板还是那几行。五十年了，一个字没变过。</w:t>
-      </w:r>
-    </w:p>
-    <w:p>
-      <w:pPr>
-        <w:spacing w:line="468" w:lineRule="auto" w:after="149"/>
-        <w:ind w:firstLineChars="200" w:firstLine="540"/>
-      </w:pPr>
-      <w:r>
-        <w:rPr>
-          <w:rFonts w:ascii="Times New Roman" w:hAnsi="Times New Roman" w:eastAsia="宋体" w:cs="Times New Roman"/>
-          <w:sz w:val="27"/>
-          <w:szCs w:val="27"/>
-        </w:rPr>
-        <w:t xml:space="preserve">他把目光往下挪了一行。</w:t>
-      </w:r>
-    </w:p>
-    <w:p>
-      <w:pPr>
-        <w:spacing w:line="468" w:lineRule="auto" w:after="149"/>
-        <w:ind w:firstLineChars="200" w:firstLine="540"/>
-      </w:pPr>
-      <w:r>
-        <w:rPr>
-          <w:rFonts w:ascii="Times New Roman" w:hAnsi="Times New Roman" w:eastAsia="宋体" w:cs="Times New Roman"/>
-          <w:sz w:val="27"/>
-          <w:szCs w:val="27"/>
-        </w:rPr>
-        <w:t xml:space="preserve">限：凡兽之身，止于练气巅峰。</w:t>
-      </w:r>
-    </w:p>
-    <w:p>
-      <w:pPr>
-        <w:spacing w:line="468" w:lineRule="auto" w:after="149"/>
-        <w:ind w:firstLineChars="200" w:firstLine="540"/>
-      </w:pPr>
-      <w:r>
-        <w:rPr>
-          <w:rFonts w:ascii="Times New Roman" w:hAnsi="Times New Roman" w:eastAsia="宋体" w:cs="Times New Roman"/>
-          <w:sz w:val="27"/>
-          <w:szCs w:val="27"/>
-        </w:rPr>
-        <w:t xml:space="preserve">每回看到这栏，他还是盼着能多出几个字。</w:t>
-      </w:r>
-    </w:p>
-    <w:p>
-      <w:pPr>
-        <w:spacing w:line="468" w:lineRule="auto" w:after="149"/>
-        <w:ind w:firstLineChars="200" w:firstLine="540"/>
-      </w:pPr>
-      <w:r>
-        <w:rPr>
-          <w:rFonts w:ascii="Times New Roman" w:hAnsi="Times New Roman" w:eastAsia="宋体" w:cs="Times New Roman"/>
-          <w:sz w:val="27"/>
-          <w:szCs w:val="27"/>
-        </w:rPr>
-        <w:t xml:space="preserve">走到那儿，就到头了。再往上，没有路。</w:t>
-      </w:r>
-    </w:p>
-    <w:p>
-      <w:pPr>
-        <w:spacing w:line="468" w:lineRule="auto" w:after="149"/>
-        <w:ind w:firstLineChars="200" w:firstLine="540"/>
-      </w:pPr>
-      <w:r>
-        <w:rPr>
-          <w:rFonts w:ascii="Times New Roman" w:hAnsi="Times New Roman" w:eastAsia="宋体" w:cs="Times New Roman"/>
-          <w:sz w:val="27"/>
-          <w:szCs w:val="27"/>
-        </w:rPr>
-        <w:t xml:space="preserve">他也不是完全没本钱。断竹是生来就带的，竹刺是自己琢磨出来的。寿元还有二百五十年，用掉六分之一，日子长着呢，慢慢磨，总能磨到练气巅峰。</w:t>
-      </w:r>
-    </w:p>
-    <w:p>
-      <w:pPr>
-        <w:spacing w:line="468" w:lineRule="auto" w:after="149"/>
-        <w:ind w:firstLineChars="200" w:firstLine="540"/>
-      </w:pPr>
-      <w:r>
-        <w:rPr>
-          <w:rFonts w:ascii="Times New Roman" w:hAnsi="Times New Roman" w:eastAsia="宋体" w:cs="Times New Roman"/>
-          <w:sz w:val="27"/>
-          <w:szCs w:val="27"/>
-        </w:rPr>
-        <w:t xml:space="preserve">磨到那儿以后呢。</w:t>
+        <w:t xml:space="preserve">面板一个字也没多出来。</w:t>
+      </w:r>
+    </w:p>
+    <w:p>
+      <w:pPr>
+        <w:spacing w:line="468" w:lineRule="auto" w:after="149"/>
+        <w:ind w:firstLineChars="200" w:firstLine="540"/>
+      </w:pPr>
+      <w:r>
+        <w:rPr>
+          <w:rFonts w:ascii="Times New Roman" w:hAnsi="Times New Roman" w:eastAsia="宋体" w:cs="Times New Roman"/>
+          <w:sz w:val="27"/>
+          <w:szCs w:val="27"/>
+        </w:rPr>
+        <w:t xml:space="preserve">他先看最后一行。</w:t>
+      </w:r>
+    </w:p>
+    <w:p>
+      <w:pPr>
+        <w:spacing w:line="468" w:lineRule="auto" w:after="149"/>
+        <w:ind w:firstLineChars="200" w:firstLine="540"/>
+      </w:pPr>
+      <w:r>
+        <w:rPr>
+          <w:rFonts w:ascii="Times New Roman" w:hAnsi="Times New Roman" w:eastAsia="宋体" w:cs="Times New Roman"/>
+          <w:sz w:val="27"/>
+          <w:szCs w:val="27"/>
+        </w:rPr>
+        <w:t xml:space="preserve">鉴：未启。</w:t>
+      </w:r>
+    </w:p>
+    <w:p>
+      <w:pPr>
+        <w:spacing w:line="468" w:lineRule="auto" w:after="149"/>
+        <w:ind w:firstLineChars="200" w:firstLine="540"/>
+      </w:pPr>
+      <w:r>
+        <w:rPr>
+          <w:rFonts w:ascii="Times New Roman" w:hAnsi="Times New Roman" w:eastAsia="宋体" w:cs="Times New Roman"/>
+          <w:sz w:val="27"/>
+          <w:szCs w:val="27"/>
+        </w:rPr>
+        <w:t xml:space="preserve">还是这三个字。</w:t>
+      </w:r>
+    </w:p>
+    <w:p>
+      <w:pPr>
+        <w:spacing w:line="468" w:lineRule="auto" w:after="149"/>
+        <w:ind w:firstLineChars="200" w:firstLine="540"/>
+      </w:pPr>
+      <w:r>
+        <w:rPr>
+          <w:rFonts w:ascii="Times New Roman" w:hAnsi="Times New Roman" w:eastAsia="宋体" w:cs="Times New Roman"/>
+          <w:sz w:val="27"/>
+          <w:szCs w:val="27"/>
+        </w:rPr>
+        <w:t xml:space="preserve">八成就是我的金手指，陆明远心说。可惜连张说明书都没有。</w:t>
+      </w:r>
+    </w:p>
+    <w:p>
+      <w:pPr>
+        <w:spacing w:line="468" w:lineRule="auto" w:after="149"/>
+        <w:ind w:firstLineChars="200" w:firstLine="540"/>
+      </w:pPr>
+      <w:r>
+        <w:rPr>
+          <w:rFonts w:ascii="Times New Roman" w:hAnsi="Times New Roman" w:eastAsia="宋体" w:cs="Times New Roman"/>
+          <w:sz w:val="27"/>
+          <w:szCs w:val="27"/>
+        </w:rPr>
+        <w:t xml:space="preserve">他也不是完全没本钱。断竹是生来就带的，竹刺是自己琢磨出来的。寿元还有二百五十年，用掉六分之一，日子长着呢，慢慢磨。</w:t>
+      </w:r>
+    </w:p>
+    <w:p>
+      <w:pPr>
+        <w:spacing w:line="468" w:lineRule="auto" w:after="149"/>
+        <w:ind w:firstLineChars="200" w:firstLine="540"/>
+      </w:pPr>
+      <w:r>
+        <w:rPr>
+          <w:rFonts w:ascii="Times New Roman" w:hAnsi="Times New Roman" w:eastAsia="宋体" w:cs="Times New Roman"/>
+          <w:sz w:val="27"/>
+          <w:szCs w:val="27"/>
+        </w:rPr>
+        <w:t xml:space="preserve">磨到头，就到头了。再往上，没有路。</w:t>
+      </w:r>
+    </w:p>
+    <w:p>
+      <w:pPr>
+        <w:spacing w:line="468" w:lineRule="auto" w:after="149"/>
+        <w:ind w:firstLineChars="200" w:firstLine="540"/>
+      </w:pPr>
+      <w:r>
+        <w:rPr>
+          <w:rFonts w:ascii="Times New Roman" w:hAnsi="Times New Roman" w:eastAsia="宋体" w:cs="Times New Roman"/>
+          <w:sz w:val="27"/>
+          <w:szCs w:val="27"/>
+        </w:rPr>
+        <w:t xml:space="preserve">那以后呢。</w:t>
       </w:r>
     </w:p>
     <w:p>
@@ -1433,62 +1531,6 @@
           <w:sz w:val="27"/>
           <w:szCs w:val="27"/>
         </w:rPr>
-        <w:t xml:space="preserve">他把目光挪到最后一行。</w:t>
-      </w:r>
-    </w:p>
-    <w:p>
-      <w:pPr>
-        <w:spacing w:line="468" w:lineRule="auto" w:after="149"/>
-        <w:ind w:firstLineChars="200" w:firstLine="540"/>
-      </w:pPr>
-      <w:r>
-        <w:rPr>
-          <w:rFonts w:ascii="Times New Roman" w:hAnsi="Times New Roman" w:eastAsia="宋体" w:cs="Times New Roman"/>
-          <w:sz w:val="27"/>
-          <w:szCs w:val="27"/>
-        </w:rPr>
-        <w:t xml:space="preserve">鉴：未启。</w:t>
-      </w:r>
-    </w:p>
-    <w:p>
-      <w:pPr>
-        <w:spacing w:line="468" w:lineRule="auto" w:after="149"/>
-        <w:ind w:firstLineChars="200" w:firstLine="540"/>
-      </w:pPr>
-      <w:r>
-        <w:rPr>
-          <w:rFonts w:ascii="Times New Roman" w:hAnsi="Times New Roman" w:eastAsia="宋体" w:cs="Times New Roman"/>
-          <w:sz w:val="27"/>
-          <w:szCs w:val="27"/>
-        </w:rPr>
-        <w:t xml:space="preserve">五十年了，从未变过。</w:t>
-      </w:r>
-    </w:p>
-    <w:p>
-      <w:pPr>
-        <w:spacing w:line="468" w:lineRule="auto" w:after="149"/>
-        <w:ind w:firstLineChars="200" w:firstLine="540"/>
-      </w:pPr>
-      <w:r>
-        <w:rPr>
-          <w:rFonts w:ascii="Times New Roman" w:hAnsi="Times New Roman" w:eastAsia="宋体" w:cs="Times New Roman"/>
-          <w:sz w:val="27"/>
-          <w:szCs w:val="27"/>
-        </w:rPr>
-        <w:t xml:space="preserve">八成就是我的金手指，陆明远心说。可惜连张说明书都没有。</w:t>
-      </w:r>
-    </w:p>
-    <w:p>
-      <w:pPr>
-        <w:spacing w:line="468" w:lineRule="auto" w:after="149"/>
-        <w:ind w:firstLineChars="200" w:firstLine="540"/>
-      </w:pPr>
-      <w:r>
-        <w:rPr>
-          <w:rFonts w:ascii="Times New Roman" w:hAnsi="Times New Roman" w:eastAsia="宋体" w:cs="Times New Roman"/>
-          <w:sz w:val="27"/>
-          <w:szCs w:val="27"/>
-        </w:rPr>
         <w:t xml:space="preserve">日头偏西。他拍拍肚子起身，沿着潭边往坡上走。</w:t>
       </w:r>
     </w:p>
@@ -1503,6 +1545,20 @@
           <w:sz w:val="27"/>
           <w:szCs w:val="27"/>
         </w:rPr>
+        <w:t xml:space="preserve">他这名号叫食铁兽。可他一辈子没吃过铁，铁什么味都不知道。上辈子他天天擦铁栅栏，擦得比自己的脸还干净。</w:t>
+      </w:r>
+    </w:p>
+    <w:p>
+      <w:pPr>
+        <w:spacing w:line="468" w:lineRule="auto" w:after="149"/>
+        <w:ind w:firstLineChars="200" w:firstLine="540"/>
+      </w:pPr>
+      <w:r>
+        <w:rPr>
+          <w:rFonts w:ascii="Times New Roman" w:hAnsi="Times New Roman" w:eastAsia="宋体" w:cs="Times New Roman"/>
+          <w:sz w:val="27"/>
+          <w:szCs w:val="27"/>
+        </w:rPr>
         <w:t xml:space="preserve">刚有意识那会儿，他是潭边一只幼崽，后来长了些本事，便挨个儿去找附近妖兽讲道理，站在人家洞口，把一棵青竹一掌拍断。</w:t>
       </w:r>
     </w:p>
@@ -1783,7 +1839,7 @@
           <w:sz w:val="27"/>
           <w:szCs w:val="27"/>
         </w:rPr>
-        <w:t xml:space="preserve">说完他笑了一下。练气中期卡了十二年，这话跟空口许诺没什么两样。</w:t>
+        <w:t xml:space="preserve">说完他笑了一下。练气中期磨了十二年，这话跟空口许诺没什么两样。</w:t>
       </w:r>
     </w:p>
     <w:p>
@@ -1825,21 +1881,35 @@
           <w:sz w:val="27"/>
           <w:szCs w:val="27"/>
         </w:rPr>
-        <w:t xml:space="preserve">陆明远打了个哈欠，啊地张大嘴，露出两排白牙，打完眼睛都湿了。</w:t>
-      </w:r>
-    </w:p>
-    <w:p>
-      <w:pPr>
-        <w:spacing w:line="468" w:lineRule="auto" w:after="149"/>
-        <w:ind w:firstLineChars="200" w:firstLine="540"/>
-      </w:pPr>
-      <w:r>
-        <w:rPr>
-          <w:rFonts w:ascii="Times New Roman" w:hAnsi="Times New Roman" w:eastAsia="宋体" w:cs="Times New Roman"/>
-          <w:sz w:val="27"/>
-          <w:szCs w:val="27"/>
-        </w:rPr>
-        <w:t xml:space="preserve">他钻进潭边老竹王底下的树洞里。洞不深，铺着厚厚的干竹叶，被他压得像一张床。他绕着洞转了两圈，把叶子踩实踩软，然后咚地躺下去，四脚朝天，怀里还搂着半截吃剩的笋壳。</w:t>
+        <w:t xml:space="preserve">陆明远打了个哈欠，露出两排白牙，打完眼睛都湿了。</w:t>
+      </w:r>
+    </w:p>
+    <w:p>
+      <w:pPr>
+        <w:spacing w:line="468" w:lineRule="auto" w:after="149"/>
+        <w:ind w:firstLineChars="200" w:firstLine="540"/>
+      </w:pPr>
+      <w:r>
+        <w:rPr>
+          <w:rFonts w:ascii="Times New Roman" w:hAnsi="Times New Roman" w:eastAsia="宋体" w:cs="Times New Roman"/>
+          <w:sz w:val="27"/>
+          <w:szCs w:val="27"/>
+        </w:rPr>
+        <w:t xml:space="preserve">他钻进潭边老竹王底下的树洞里。洞不深，铺着厚厚的干竹叶，被他压得像一张床。他绕着洞转了两圈，把叶子踩实踩软。少一圈睡不着，这是老规矩。</w:t>
+      </w:r>
+    </w:p>
+    <w:p>
+      <w:pPr>
+        <w:spacing w:line="468" w:lineRule="auto" w:after="149"/>
+        <w:ind w:firstLineChars="200" w:firstLine="540"/>
+      </w:pPr>
+      <w:r>
+        <w:rPr>
+          <w:rFonts w:ascii="Times New Roman" w:hAnsi="Times New Roman" w:eastAsia="宋体" w:cs="Times New Roman"/>
+          <w:sz w:val="27"/>
+          <w:szCs w:val="27"/>
+        </w:rPr>
+        <w:t xml:space="preserve">然后咚地躺下去，四脚朝天，怀里还搂着半截吃剩的笋壳。</w:t>
       </w:r>
     </w:p>
     <w:p>
